--- a/slides/영유아교육과정의_구성_발표대본.docx
+++ b/slides/영유아교육과정의_구성_발표대본.docx
@@ -49,7 +49,7 @@
           <w:sz w:val="20"/>
           <w:szCs w:val="20"/>
         </w:rPr>
-        <w:t xml:space="preserve">슬라이드 6장  ·  예상 시간 약 4분   ·  연습 체크  □ □ □ □ □</w:t>
+        <w:t xml:space="preserve">슬라이드 6장  ·  예상 시간 약 5분 10초  ·  연습 체크  □ □ □ □ □</w:t>
       </w:r>
     </w:p>
     <w:p>
@@ -102,21 +102,21 @@
           <w:sz w:val="26"/>
           <w:szCs w:val="26"/>
         </w:rPr>
-        <w:t xml:space="preserve">안녕하세요. 오늘 제가 발표할 내용은 '영유아교육과정의 구성'입니다.</w:t>
-      </w:r>
-    </w:p>
-    <w:p>
-      <w:pPr>
-        <w:spacing w:after="140" w:line="400"/>
-      </w:pPr>
-      <w:r>
-        <w:rPr>
-          <w:rFonts w:ascii="Malgun Gothic" w:cs="Malgun Gothic" w:eastAsia="Malgun Gothic" w:hAnsi="Malgun Gothic"/>
-          <w:color w:val="33413A"/>
-          <w:sz w:val="26"/>
-          <w:szCs w:val="26"/>
-        </w:rPr>
-        <w:t xml:space="preserve">교육과정이 무엇으로 이루어져 있는지, 그리고 영유아를 위한 교육과정은 어떤 특징을 가져야 하는지 차례로 말씀드리겠습니다.</w:t>
+        <w:t xml:space="preserve">안녕하세요. 오늘 발표할 내용은 '영유아교육과정의 구성'입니다.</w:t>
+      </w:r>
+    </w:p>
+    <w:p>
+      <w:pPr>
+        <w:spacing w:after="140" w:line="400"/>
+      </w:pPr>
+      <w:r>
+        <w:rPr>
+          <w:rFonts w:ascii="Malgun Gothic" w:cs="Malgun Gothic" w:eastAsia="Malgun Gothic" w:hAnsi="Malgun Gothic"/>
+          <w:color w:val="33413A"/>
+          <w:sz w:val="26"/>
+          <w:szCs w:val="26"/>
+        </w:rPr>
+        <w:t xml:space="preserve">교육과정의 구성 요소와 교육과정 구성의 특징 순서로 발표하겠습니다.</w:t>
       </w:r>
     </w:p>
     <w:p>
@@ -155,105 +155,105 @@
           <w:sz w:val="20"/>
           <w:szCs w:val="20"/>
         </w:rPr>
-        <w:t xml:space="preserve">   (약 50초)</w:t>
-      </w:r>
-    </w:p>
-    <w:p>
-      <w:pPr>
-        <w:spacing w:after="140" w:line="400"/>
-      </w:pPr>
-      <w:r>
-        <w:rPr>
-          <w:rFonts w:ascii="Malgun Gothic" w:cs="Malgun Gothic" w:eastAsia="Malgun Gothic" w:hAnsi="Malgun Gothic"/>
-          <w:color w:val="33413A"/>
-          <w:sz w:val="26"/>
-          <w:szCs w:val="26"/>
-        </w:rPr>
-        <w:t xml:space="preserve">교육과정의 구성 요소는 학자마다 조금씩 다르게 말하지만, 가장 많이 쓰는 네 가지는 교육목적, 교육내용, 교육방법, 교육평가입니다.</w:t>
-      </w:r>
-    </w:p>
-    <w:p>
-      <w:pPr>
-        <w:spacing w:after="140" w:line="400"/>
-      </w:pPr>
-      <w:r>
-        <w:rPr>
-          <w:rFonts w:ascii="Malgun Gothic" w:cs="Malgun Gothic" w:eastAsia="Malgun Gothic" w:hAnsi="Malgun Gothic"/>
-          <w:color w:val="33413A"/>
-          <w:sz w:val="26"/>
-          <w:szCs w:val="26"/>
-        </w:rPr>
-        <w:t xml:space="preserve">이 네 가지는 타일러(Tyler)라는 학자가 던진 네 가지 질문과 연결됩니다. 타일러는 교육과정을 짤 때 이 네 가지를 꼭 물어봐야 한다고 했어요.</w:t>
-      </w:r>
-    </w:p>
-    <w:p>
-      <w:pPr>
-        <w:spacing w:after="140" w:line="400"/>
-      </w:pPr>
-      <w:r>
-        <w:rPr>
-          <w:rFonts w:ascii="Malgun Gothic" w:cs="Malgun Gothic" w:eastAsia="Malgun Gothic" w:hAnsi="Malgun Gothic"/>
-          <w:color w:val="33413A"/>
-          <w:sz w:val="26"/>
-          <w:szCs w:val="26"/>
-        </w:rPr>
-        <w:t xml:space="preserve">첫째, 무엇을 목표로 할까? 이것이 교육목표입니다.</w:t>
-      </w:r>
-    </w:p>
-    <w:p>
-      <w:pPr>
-        <w:spacing w:after="140" w:line="400"/>
-      </w:pPr>
-      <w:r>
-        <w:rPr>
-          <w:rFonts w:ascii="Malgun Gothic" w:cs="Malgun Gothic" w:eastAsia="Malgun Gothic" w:hAnsi="Malgun Gothic"/>
-          <w:color w:val="33413A"/>
-          <w:sz w:val="26"/>
-          <w:szCs w:val="26"/>
-        </w:rPr>
-        <w:t xml:space="preserve">둘째, 목표를 이루려면 어떤 경험을 줘야 할까? 이것이 교육내용입니다.</w:t>
-      </w:r>
-    </w:p>
-    <w:p>
-      <w:pPr>
-        <w:spacing w:after="140" w:line="400"/>
-      </w:pPr>
-      <w:r>
-        <w:rPr>
-          <w:rFonts w:ascii="Malgun Gothic" w:cs="Malgun Gothic" w:eastAsia="Malgun Gothic" w:hAnsi="Malgun Gothic"/>
-          <w:color w:val="33413A"/>
-          <w:sz w:val="26"/>
-          <w:szCs w:val="26"/>
-        </w:rPr>
-        <w:t xml:space="preserve">셋째, 그 경험을 어떻게 짜야 가장 효과적일까? 이것이 교수-학습 방법입니다.</w:t>
-      </w:r>
-    </w:p>
-    <w:p>
-      <w:pPr>
-        <w:spacing w:after="140" w:line="400"/>
-      </w:pPr>
-      <w:r>
-        <w:rPr>
-          <w:rFonts w:ascii="Malgun Gothic" w:cs="Malgun Gothic" w:eastAsia="Malgun Gothic" w:hAnsi="Malgun Gothic"/>
-          <w:color w:val="33413A"/>
-          <w:sz w:val="26"/>
-          <w:szCs w:val="26"/>
-        </w:rPr>
-        <w:t xml:space="preserve">넷째, 목표를 이뤘는지 어떻게 알 수 있을까? 이것이 평가입니다.</w:t>
-      </w:r>
-    </w:p>
-    <w:p>
-      <w:pPr>
-        <w:spacing w:after="140" w:line="400"/>
-      </w:pPr>
-      <w:r>
-        <w:rPr>
-          <w:rFonts w:ascii="Malgun Gothic" w:cs="Malgun Gothic" w:eastAsia="Malgun Gothic" w:hAnsi="Malgun Gothic"/>
-          <w:color w:val="33413A"/>
-          <w:sz w:val="26"/>
-          <w:szCs w:val="26"/>
-        </w:rPr>
-        <w:t xml:space="preserve">여행 계획에 비유하면, 어디로 갈지 정하고, 무엇을 볼지 고르고, 어떤 순서로 다닐지 짜고, 다녀와서 어땠는지 돌아보는 것과 같아요.</w:t>
+        <w:t xml:space="preserve">   (약 1분 )</w:t>
+      </w:r>
+    </w:p>
+    <w:p>
+      <w:pPr>
+        <w:spacing w:after="140" w:line="400"/>
+      </w:pPr>
+      <w:r>
+        <w:rPr>
+          <w:rFonts w:ascii="Malgun Gothic" w:cs="Malgun Gothic" w:eastAsia="Malgun Gothic" w:hAnsi="Malgun Gothic"/>
+          <w:color w:val="33413A"/>
+          <w:sz w:val="26"/>
+          <w:szCs w:val="26"/>
+        </w:rPr>
+        <w:t xml:space="preserve">교육과정에 대한 개념적 정의가 다양하므로 교육과정 구성요소 또한 학자마다 서로 다를 수 있지만, 가장 일반적인 교육과정 구성요소는 교육목적, 교육내용, 교육방법, 교육평가입니다.</w:t>
+      </w:r>
+    </w:p>
+    <w:p>
+      <w:pPr>
+        <w:spacing w:after="140" w:line="400"/>
+      </w:pPr>
+      <w:r>
+        <w:rPr>
+          <w:rFonts w:ascii="Malgun Gothic" w:cs="Malgun Gothic" w:eastAsia="Malgun Gothic" w:hAnsi="Malgun Gothic"/>
+          <w:color w:val="33413A"/>
+          <w:sz w:val="26"/>
+          <w:szCs w:val="26"/>
+        </w:rPr>
+        <w:t xml:space="preserve">타일러(Tyler)는 교육과정을 체계화하는 데 있어서 다음과 같은 네 가지 질문을 해야 한다고 제시하고 있습니다.</w:t>
+      </w:r>
+    </w:p>
+    <w:p>
+      <w:pPr>
+        <w:spacing w:after="140" w:line="400"/>
+      </w:pPr>
+      <w:r>
+        <w:rPr>
+          <w:rFonts w:ascii="Malgun Gothic" w:cs="Malgun Gothic" w:eastAsia="Malgun Gothic" w:hAnsi="Malgun Gothic"/>
+          <w:color w:val="33413A"/>
+          <w:sz w:val="26"/>
+          <w:szCs w:val="26"/>
+        </w:rPr>
+        <w:t xml:space="preserve">첫째, 학교가 성취해야 할 교육목표는 무엇인가?</w:t>
+      </w:r>
+    </w:p>
+    <w:p>
+      <w:pPr>
+        <w:spacing w:after="140" w:line="400"/>
+      </w:pPr>
+      <w:r>
+        <w:rPr>
+          <w:rFonts w:ascii="Malgun Gothic" w:cs="Malgun Gothic" w:eastAsia="Malgun Gothic" w:hAnsi="Malgun Gothic"/>
+          <w:color w:val="33413A"/>
+          <w:sz w:val="26"/>
+          <w:szCs w:val="26"/>
+        </w:rPr>
+        <w:t xml:space="preserve">둘째, 교육목표를 달성하기 위해 어떤 교육적 경험이 제공될 수 있는가?</w:t>
+      </w:r>
+    </w:p>
+    <w:p>
+      <w:pPr>
+        <w:spacing w:after="140" w:line="400"/>
+      </w:pPr>
+      <w:r>
+        <w:rPr>
+          <w:rFonts w:ascii="Malgun Gothic" w:cs="Malgun Gothic" w:eastAsia="Malgun Gothic" w:hAnsi="Malgun Gothic"/>
+          <w:color w:val="33413A"/>
+          <w:sz w:val="26"/>
+          <w:szCs w:val="26"/>
+        </w:rPr>
+        <w:t xml:space="preserve">셋째, 교육적 경험은 어떻게 하면 가장 효과적으로 조직할 수 있는가?</w:t>
+      </w:r>
+    </w:p>
+    <w:p>
+      <w:pPr>
+        <w:spacing w:after="140" w:line="400"/>
+      </w:pPr>
+      <w:r>
+        <w:rPr>
+          <w:rFonts w:ascii="Malgun Gothic" w:cs="Malgun Gothic" w:eastAsia="Malgun Gothic" w:hAnsi="Malgun Gothic"/>
+          <w:color w:val="33413A"/>
+          <w:sz w:val="26"/>
+          <w:szCs w:val="26"/>
+        </w:rPr>
+        <w:t xml:space="preserve">넷째, 교육목표들이 달성되었는지를 어떻게 알 수 있는가?</w:t>
+      </w:r>
+    </w:p>
+    <w:p>
+      <w:pPr>
+        <w:spacing w:after="140" w:line="400"/>
+      </w:pPr>
+      <w:r>
+        <w:rPr>
+          <w:rFonts w:ascii="Malgun Gothic" w:cs="Malgun Gothic" w:eastAsia="Malgun Gothic" w:hAnsi="Malgun Gothic"/>
+          <w:color w:val="33413A"/>
+          <w:sz w:val="26"/>
+          <w:szCs w:val="26"/>
+        </w:rPr>
+        <w:t xml:space="preserve">타일러가 제시한 네 가지 질문에 기초하면, 영유아교육과정의 구성은 영유아에게 가치 있는 교육목표를 설정하고, 목표를 달성하도록 돕는 적절한 교육 내용과 방법을 선정 및 조직하고, 의도한 목표가 제대로 달성되었는지를 확인하는 평가 작업 등이 핵심적인 요소가 됩니다.</w:t>
       </w:r>
     </w:p>
     <w:p>
@@ -292,63 +292,35 @@
           <w:sz w:val="20"/>
           <w:szCs w:val="20"/>
         </w:rPr>
-        <w:t xml:space="preserve">   (약 40초)</w:t>
-      </w:r>
-    </w:p>
-    <w:p>
-      <w:pPr>
-        <w:spacing w:after="140" w:line="400"/>
-      </w:pPr>
-      <w:r>
-        <w:rPr>
-          <w:rFonts w:ascii="Malgun Gothic" w:cs="Malgun Gothic" w:eastAsia="Malgun Gothic" w:hAnsi="Malgun Gothic"/>
-          <w:color w:val="33413A"/>
-          <w:sz w:val="26"/>
-          <w:szCs w:val="26"/>
-        </w:rPr>
-        <w:t xml:space="preserve">이 네 가지 요소는 그냥 나열된 것이 아니라, 교육과정이 실제로 진행되는 순서이기도 합니다.</w:t>
-      </w:r>
-    </w:p>
-    <w:p>
-      <w:pPr>
-        <w:spacing w:after="140" w:line="400"/>
-      </w:pPr>
-      <w:r>
-        <w:rPr>
-          <w:rFonts w:ascii="Malgun Gothic" w:cs="Malgun Gothic" w:eastAsia="Malgun Gothic" w:hAnsi="Malgun Gothic"/>
-          <w:color w:val="33413A"/>
-          <w:sz w:val="26"/>
-          <w:szCs w:val="26"/>
-        </w:rPr>
-        <w:t xml:space="preserve">먼저 우리 기관의 생각과 철학에 맞는 교육목표를 세웁니다. 다음으로 그 목표를 이루는 데 꼭 필요한 교육내용을 고릅니다. 그리고 고른 내용을 잘 정리하고, 아이들의 발달과 흥미에 맞는 가르치는 방법을 정합니다. 그다음 평가를 하고, 평가 결과를 다음 교육계획에 반영합니다.</w:t>
-      </w:r>
-    </w:p>
-    <w:p>
-      <w:pPr>
-        <w:spacing w:after="140" w:line="400"/>
-      </w:pPr>
-      <w:r>
-        <w:rPr>
-          <w:rFonts w:ascii="Malgun Gothic" w:cs="Malgun Gothic" w:eastAsia="Malgun Gothic" w:hAnsi="Malgun Gothic"/>
-          <w:color w:val="33413A"/>
-          <w:sz w:val="26"/>
-          <w:szCs w:val="26"/>
-        </w:rPr>
-        <w:t xml:space="preserve">그래서 그림처럼 한 바퀴 돌고 나면 다시 처음으로 이어지는 구조예요.</w:t>
-      </w:r>
-    </w:p>
-    <w:p>
-      <w:pPr>
-        <w:spacing w:after="140" w:line="400"/>
-      </w:pPr>
-      <w:r>
-        <w:rPr>
-          <w:rFonts w:ascii="Malgun Gothic" w:cs="Malgun Gothic" w:eastAsia="Malgun Gothic" w:hAnsi="Malgun Gothic"/>
-          <w:color w:val="33413A"/>
-          <w:sz w:val="26"/>
-          <w:szCs w:val="26"/>
-        </w:rPr>
-        <w:t xml:space="preserve">타일러의 모형은 비판도 받지만, 우리나라 초·중·고 교육과정은 이 틀을 바탕으로 만들어져 왔습니다. 영유아교육과정도 마찬가지로 이 네 가지 요소를 담고 있습니다.</w:t>
+        <w:t xml:space="preserve">   (약 50초)</w:t>
+      </w:r>
+    </w:p>
+    <w:p>
+      <w:pPr>
+        <w:spacing w:after="140" w:line="400"/>
+      </w:pPr>
+      <w:r>
+        <w:rPr>
+          <w:rFonts w:ascii="Malgun Gothic" w:cs="Malgun Gothic" w:eastAsia="Malgun Gothic" w:hAnsi="Malgun Gothic"/>
+          <w:color w:val="33413A"/>
+          <w:sz w:val="26"/>
+          <w:szCs w:val="26"/>
+        </w:rPr>
+        <w:t xml:space="preserve">타일러의 교육과정 모형에 대해 비판하면서도 우리나라 초·중·고등학교 교육과정은 타일러의 교육과정 체제에 의존해 왔으며, 이 모형은 교육과정을 개념화하는 데도 많은 영향을 미쳤습니다. 따라서 우리나라 영유아교육과정을 구성하는 기본 요소에도 교육목표와 교육내용, 교수-학습 방법, 평가 등의 네 가지 요소가 포함됩니다.</w:t>
+      </w:r>
+    </w:p>
+    <w:p>
+      <w:pPr>
+        <w:spacing w:after="140" w:line="400"/>
+      </w:pPr>
+      <w:r>
+        <w:rPr>
+          <w:rFonts w:ascii="Malgun Gothic" w:cs="Malgun Gothic" w:eastAsia="Malgun Gothic" w:hAnsi="Malgun Gothic"/>
+          <w:color w:val="33413A"/>
+          <w:sz w:val="26"/>
+          <w:szCs w:val="26"/>
+        </w:rPr>
+        <w:t xml:space="preserve">즉, 각 기관의 철학에 부합하는 교육목표의 설정과 그러한 교육목표를 달성하는 데 반드시 필요한 교육내용의 선정, 잘 선정된 교육내용의 조직 및 영유아의 발달과 흥미에 적합한 교수방법의 결정, 평가, 그리고 평가 결과를 차기 교육계획 수립에 적절히 반영하는 것 등은 교육과정의 구성요소이자 교육과정이 실행되는 순서이기도 합니다.</w:t>
       </w:r>
     </w:p>
     <w:p>
@@ -387,63 +359,49 @@
           <w:sz w:val="20"/>
           <w:szCs w:val="20"/>
         </w:rPr>
-        <w:t xml:space="preserve">   (약 50초)</w:t>
-      </w:r>
-    </w:p>
-    <w:p>
-      <w:pPr>
-        <w:spacing w:after="140" w:line="400"/>
-      </w:pPr>
-      <w:r>
-        <w:rPr>
-          <w:rFonts w:ascii="Malgun Gothic" w:cs="Malgun Gothic" w:eastAsia="Malgun Gothic" w:hAnsi="Malgun Gothic"/>
-          <w:color w:val="33413A"/>
-          <w:sz w:val="26"/>
-          <w:szCs w:val="26"/>
-        </w:rPr>
-        <w:t xml:space="preserve">이제 영유아교육과정을 짤 때 어떤 특징이 있어야 하는지 네 가지로 살펴보겠습니다. 먼저 두 가지입니다.</w:t>
-      </w:r>
-    </w:p>
-    <w:p>
-      <w:pPr>
-        <w:spacing w:after="140" w:line="400"/>
-      </w:pPr>
-      <w:r>
-        <w:rPr>
-          <w:rFonts w:ascii="Malgun Gothic" w:cs="Malgun Gothic" w:eastAsia="Malgun Gothic" w:hAnsi="Malgun Gothic"/>
-          <w:color w:val="33413A"/>
-          <w:sz w:val="26"/>
-          <w:szCs w:val="26"/>
-        </w:rPr>
-        <w:t xml:space="preserve">첫째, 교육내용 간의 통합입니다. 아이들은 국어, 과학, 미술처럼 과목을 나눠서 배우는 것보다, 여러 가지가 섞인 경험을 통해 더 잘 배웁니다. 예를 들어 '가을'이라는 주제로 놀면, 가을 과일을 만들고, 과일가게 놀이를 하고, 간판과 가격표도 쓰면서 여러 영역을 한꺼번에 자연스럽게 배우게 됩니다.</w:t>
-      </w:r>
-    </w:p>
-    <w:p>
-      <w:pPr>
-        <w:spacing w:after="140" w:line="400"/>
-      </w:pPr>
-      <w:r>
-        <w:rPr>
-          <w:rFonts w:ascii="Malgun Gothic" w:cs="Malgun Gothic" w:eastAsia="Malgun Gothic" w:hAnsi="Malgun Gothic"/>
-          <w:color w:val="33413A"/>
-          <w:sz w:val="26"/>
-          <w:szCs w:val="26"/>
-        </w:rPr>
-        <w:t xml:space="preserve">둘째, 놀이 중심으로 운영하는 것입니다. 선생님이 지식을 가르치려고 하기보다, 아이가 스스로 놀면서 배우도록 해야 합니다. 그래서 놀이 시간을 충분히 주고, 바깥놀이나 익숙한 물건, 자연물을 이용한 놀이도 권장합니다.</w:t>
-      </w:r>
-    </w:p>
-    <w:p>
-      <w:pPr>
-        <w:spacing w:after="140" w:line="400"/>
-      </w:pPr>
-      <w:r>
-        <w:rPr>
-          <w:rFonts w:ascii="Malgun Gothic" w:cs="Malgun Gothic" w:eastAsia="Malgun Gothic" w:hAnsi="Malgun Gothic"/>
-          <w:color w:val="33413A"/>
-          <w:sz w:val="26"/>
-          <w:szCs w:val="26"/>
-        </w:rPr>
-        <w:t xml:space="preserve">이때 선생님은 놀이를 이끄는 사람이 아니라, 아이를 잘 지켜보고 필요할 때 도와주는 '놀이지원자'입니다.</w:t>
+        <w:t xml:space="preserve">   (약 1분 20초)</w:t>
+      </w:r>
+    </w:p>
+    <w:p>
+      <w:pPr>
+        <w:spacing w:after="140" w:line="400"/>
+      </w:pPr>
+      <w:r>
+        <w:rPr>
+          <w:rFonts w:ascii="Malgun Gothic" w:cs="Malgun Gothic" w:eastAsia="Malgun Gothic" w:hAnsi="Malgun Gothic"/>
+          <w:color w:val="33413A"/>
+          <w:sz w:val="26"/>
+          <w:szCs w:val="26"/>
+        </w:rPr>
+        <w:t xml:space="preserve">다음은 교육과정 구성의 특징입니다.</w:t>
+      </w:r>
+    </w:p>
+    <w:p>
+      <w:pPr>
+        <w:spacing w:after="140" w:line="400"/>
+      </w:pPr>
+      <w:r>
+        <w:rPr>
+          <w:rFonts w:ascii="Malgun Gothic" w:cs="Malgun Gothic" w:eastAsia="Malgun Gothic" w:hAnsi="Malgun Gothic"/>
+          <w:color w:val="33413A"/>
+          <w:sz w:val="26"/>
+          <w:szCs w:val="26"/>
+        </w:rPr>
+        <w:t xml:space="preserve">첫째, 교육내용 간의 통합입니다. 영유아는 분리된 교과별 학습보다 통합된 경험을 통해 더 잘 배웁니다. 따라서 학습경험을 국어, 사회, 과학, 미술 등 교과로 분리하여 접근하는 것보다는 유아의 경험을 중심으로 교육과정의 영역이 자연스럽게 통합되면서 배움이 이루어지도록 운영해야 합니다. 영유아에게 친근하며 관심 있는 주제를 중심으로 통합한 놀이 경험, 예를 들어 주제 '가을' 전개 시 가을 과일 만들기, 과일 가게 놀이, 간판과 가격표 쓰기 등을 통해 영유아들은 각 교과 혹은 학문영역 간의 지식을 서로 잘 연관 지을 수 있고 추상적인 개념을 이해할 수 있게 됩니다.</w:t>
+      </w:r>
+    </w:p>
+    <w:p>
+      <w:pPr>
+        <w:spacing w:after="140" w:line="400"/>
+      </w:pPr>
+      <w:r>
+        <w:rPr>
+          <w:rFonts w:ascii="Malgun Gothic" w:cs="Malgun Gothic" w:eastAsia="Malgun Gothic" w:hAnsi="Malgun Gothic"/>
+          <w:color w:val="33413A"/>
+          <w:sz w:val="26"/>
+          <w:szCs w:val="26"/>
+        </w:rPr>
+        <w:t xml:space="preserve">둘째, 놀이 중심 교육과정으로 운영하는 것입니다. 유아와 놀이를 최우선으로 존중하는 교육과정으로 운영되어야 합니다. 이를 위해 충분한 놀이시간을 확보하고, 교사가 활동을 통해 지식을 가르치려는 접근보다는 유아 스스로 놀이하는 과정에서 배움이 이루어지도록 장려해야 합니다. 충분한 바깥놀이 시간을 제공하고 친숙한 사물이나 자연물을 이용한 놀이가 이루어지도록 장려합니다. 교사는 놀이지원자로서 유아를 관찰하고 필요한 지원과 상호작용을 합니다.</w:t>
       </w:r>
     </w:p>
     <w:p>
@@ -482,63 +440,35 @@
           <w:sz w:val="20"/>
           <w:szCs w:val="20"/>
         </w:rPr>
-        <w:t xml:space="preserve">   (약 1분 )</w:t>
-      </w:r>
-    </w:p>
-    <w:p>
-      <w:pPr>
-        <w:spacing w:after="140" w:line="400"/>
-      </w:pPr>
-      <w:r>
-        <w:rPr>
-          <w:rFonts w:ascii="Malgun Gothic" w:cs="Malgun Gothic" w:eastAsia="Malgun Gothic" w:hAnsi="Malgun Gothic"/>
-          <w:color w:val="33413A"/>
-          <w:sz w:val="26"/>
-          <w:szCs w:val="26"/>
-        </w:rPr>
-        <w:t xml:space="preserve">나머지 두 가지 특징입니다.</w:t>
-      </w:r>
-    </w:p>
-    <w:p>
-      <w:pPr>
-        <w:spacing w:after="140" w:line="400"/>
-      </w:pPr>
-      <w:r>
-        <w:rPr>
-          <w:rFonts w:ascii="Malgun Gothic" w:cs="Malgun Gothic" w:eastAsia="Malgun Gothic" w:hAnsi="Malgun Gothic"/>
-          <w:color w:val="33413A"/>
-          <w:sz w:val="26"/>
-          <w:szCs w:val="26"/>
-        </w:rPr>
-        <w:t xml:space="preserve">셋째, 흥미와 요구를 반영하는 것입니다. 교육과정은 아이들의 흥미를 최대한 존중하면서 발달에 맞는 내용을 골라야 해요. 그런데 주의할 점이 있습니다. 흥미를 반영한다는 것이 '아이가 좋아하는 것이면 다 좋은 교육과정'이라는 뜻은 아니에요. 선생님이 아이들을 잘 관찰하고 평가해서, 의미 있는 주제나 놀이를 골라 교육적인 활동으로 이어 줘야 합니다.</w:t>
-      </w:r>
-    </w:p>
-    <w:p>
-      <w:pPr>
-        <w:spacing w:after="140" w:line="400"/>
-      </w:pPr>
-      <w:r>
-        <w:rPr>
-          <w:rFonts w:ascii="Malgun Gothic" w:cs="Malgun Gothic" w:eastAsia="Malgun Gothic" w:hAnsi="Malgun Gothic"/>
-          <w:color w:val="33413A"/>
-          <w:sz w:val="26"/>
-          <w:szCs w:val="26"/>
-        </w:rPr>
-        <w:t xml:space="preserve">넷째, 다양성을 반영하는 것입니다. 아이들마다 발달 속도, 기질, 자라 온 문화적 배경이 모두 다릅니다. 특히 영아는 한 명 한 명의 차이가 크고 몇 개월 차이로도 많이 달라서, 반 전체 계획보다 개인별 보육계획이 더 알맞습니다. 누리과정도 나이별로 되어 있지만, 실제로 쓸 때는 아이 한 명 한 명을 평가해서 수준에 맞는 계획을 세우는 것이 좋습니다.</w:t>
-      </w:r>
-    </w:p>
-    <w:p>
-      <w:pPr>
-        <w:spacing w:after="140" w:line="400"/>
-      </w:pPr>
-      <w:r>
-        <w:rPr>
-          <w:rFonts w:ascii="Malgun Gothic" w:cs="Malgun Gothic" w:eastAsia="Malgun Gothic" w:hAnsi="Malgun Gothic"/>
-          <w:color w:val="33413A"/>
-          <w:sz w:val="26"/>
-          <w:szCs w:val="26"/>
-        </w:rPr>
-        <w:t xml:space="preserve">또 우리 사회가 다문화 사회가 된 만큼, 아이와 가정의 다양성을 담은 다문화교육도 계획해야 합니다.</w:t>
+        <w:t xml:space="preserve">   (약 1분 20초)</w:t>
+      </w:r>
+    </w:p>
+    <w:p>
+      <w:pPr>
+        <w:spacing w:after="140" w:line="400"/>
+      </w:pPr>
+      <w:r>
+        <w:rPr>
+          <w:rFonts w:ascii="Malgun Gothic" w:cs="Malgun Gothic" w:eastAsia="Malgun Gothic" w:hAnsi="Malgun Gothic"/>
+          <w:color w:val="33413A"/>
+          <w:sz w:val="26"/>
+          <w:szCs w:val="26"/>
+        </w:rPr>
+        <w:t xml:space="preserve">셋째, 흥미와 요구를 반영한 교육적 경험입니다. 영유아를 위한 교육과정은 영유아의 흥미를 최대한 존중하면서 발달적 요구에 적합한 것을 내용으로 선정해야 합니다. 흥미에 기초한다는 것은 단순히 영유아가 좋아하는 것, 지금 경험하는 것이 좋은 교육과정을 의미하는 것은 아니라는 점에 유의해야 합니다. 교사는 주의 깊은 관찰과 영유아에 대한 평가를 통해 개별 및 전체 영유아에게 의미 있는 주제나 놀이를 선별하고, 이를 교육적인 활동으로 연결하는 것이 필요합니다.</w:t>
+      </w:r>
+    </w:p>
+    <w:p>
+      <w:pPr>
+        <w:spacing w:after="140" w:line="400"/>
+      </w:pPr>
+      <w:r>
+        <w:rPr>
+          <w:rFonts w:ascii="Malgun Gothic" w:cs="Malgun Gothic" w:eastAsia="Malgun Gothic" w:hAnsi="Malgun Gothic"/>
+          <w:color w:val="33413A"/>
+          <w:sz w:val="26"/>
+          <w:szCs w:val="26"/>
+        </w:rPr>
+        <w:t xml:space="preserve">넷째, 개인차와 문화적 특성 등의 다양성 반영입니다. 영유아를 위한 교육과정은 영유아기의 발달적 독특성뿐만 아니라 개별 영유아의 발달 특성, 개인차, 기질, 사회문화적 배경 차이 등의 다양성을 반영해야 합니다. 특히 영아기는 개인별 발달 차이와 월령별 발달 차이가 크게 나타나므로 학급별 계획보다는 개인별 보육계획을 수립하는 것이 적합합니다. 누리과정도 연령별로 구성되어 있으나, 이를 적용할 때는 학급별 교육계획 시 담당교사가 영유아의 개인별 평가에 기초한 수준별 교육계획을 수립하는 것이 바람직합니다. 또한 우리 사회가 다문화 사회로 진입한 만큼 유아와 가정의 다양성을 반영한 다문화교육을 계획해야 합니다.</w:t>
       </w:r>
     </w:p>
     <w:p>
@@ -591,49 +521,21 @@
           <w:sz w:val="26"/>
           <w:szCs w:val="26"/>
         </w:rPr>
-        <w:t xml:space="preserve">정리하겠습니다.</w:t>
-      </w:r>
-    </w:p>
-    <w:p>
-      <w:pPr>
-        <w:spacing w:after="140" w:line="400"/>
-      </w:pPr>
-      <w:r>
-        <w:rPr>
-          <w:rFonts w:ascii="Malgun Gothic" w:cs="Malgun Gothic" w:eastAsia="Malgun Gothic" w:hAnsi="Malgun Gothic"/>
-          <w:color w:val="33413A"/>
-          <w:sz w:val="26"/>
-          <w:szCs w:val="26"/>
-        </w:rPr>
-        <w:t xml:space="preserve">교육과정은 목표, 내용, 방법, 평가의 네 가지 요소로 이루어지고, 이것은 교육이 진행되는 순서이기도 합니다.</w:t>
-      </w:r>
-    </w:p>
-    <w:p>
-      <w:pPr>
-        <w:spacing w:after="140" w:line="400"/>
-      </w:pPr>
-      <w:r>
-        <w:rPr>
-          <w:rFonts w:ascii="Malgun Gothic" w:cs="Malgun Gothic" w:eastAsia="Malgun Gothic" w:hAnsi="Malgun Gothic"/>
-          <w:color w:val="33413A"/>
-          <w:sz w:val="26"/>
-          <w:szCs w:val="26"/>
-        </w:rPr>
-        <w:t xml:space="preserve">그리고 영유아교육과정은 네 가지 특징을 가져야 합니다. 여러 내용을 통합하고, 놀이를 중심으로 하고, 아이의 흥미와 요구를 반영하고, 아이마다 다른 다양성을 반영하는 것입니다.</w:t>
-      </w:r>
-    </w:p>
-    <w:p>
-      <w:pPr>
-        <w:spacing w:after="140" w:line="400"/>
-      </w:pPr>
-      <w:r>
-        <w:rPr>
-          <w:rFonts w:ascii="Malgun Gothic" w:cs="Malgun Gothic" w:eastAsia="Malgun Gothic" w:hAnsi="Malgun Gothic"/>
-          <w:color w:val="33413A"/>
-          <w:sz w:val="26"/>
-          <w:szCs w:val="26"/>
-        </w:rPr>
-        <w:t xml:space="preserve">한마디로, 아이가 놀이 속에서 자연스럽게 배우도록 짜는 것이 영유아교육과정 구성의 핵심입니다.</w:t>
+        <w:t xml:space="preserve">정리하겠습니다. 영유아교육과정을 구성하는 기본 요소는 교육목표, 교육내용, 교수-학습 방법, 평가이며, 이는 교육과정의 구성요소이자 교육과정이 실행되는 순서이기도 합니다.</w:t>
+      </w:r>
+    </w:p>
+    <w:p>
+      <w:pPr>
+        <w:spacing w:after="140" w:line="400"/>
+      </w:pPr>
+      <w:r>
+        <w:rPr>
+          <w:rFonts w:ascii="Malgun Gothic" w:cs="Malgun Gothic" w:eastAsia="Malgun Gothic" w:hAnsi="Malgun Gothic"/>
+          <w:color w:val="33413A"/>
+          <w:sz w:val="26"/>
+          <w:szCs w:val="26"/>
+        </w:rPr>
+        <w:t xml:space="preserve">그리고 교육과정 구성의 특징은 교육내용 간의 통합, 놀이 중심 교육과정으로 운영, 흥미와 요구를 반영한 교육적 경험, 개인차와 문화적 특성 등의 다양성 반영입니다.</w:t>
       </w:r>
     </w:p>
     <w:p>
